--- a/QED Course/Lesson 22 Antiparticles.docx
+++ b/QED Course/Lesson 22 Antiparticles.docx
@@ -58,7 +58,7 @@
     </w:p>
     <w:p>
       <w:pPr>
-        <w:pStyle w:val="Heading1"/>
+        <w:pStyle w:val="Heading2"/>
       </w:pPr>
       <w:r>
         <w:t>How to use this lesson</w:t>
@@ -66,7 +66,7 @@
     </w:p>
     <w:p>
       <w:r>
-        <w:t>Lesson 19 constructed the Dirac equation and found, alongside the wanted positive-energy solutions u(p)e^(−ip·x), an equal population of negative-energy solutions v(p)e^(+ip·x), the same troubling branch already met for the Klein Gordon equation in Lesson 17. This lesson confronts that branch directly and resolves it, first through Dirac's own historical route, hole theory, and then through the cleaner, field-theoretic reinterpretation that the rest of the course actually uses. The outcome is one of the most celebrated predictions in the history of physics: a particle identical to the electron in every respect except the sign of its charge, discovered shortly after Dirac's theoretical prediction and named the positron.</w:t>
+        <w:t>Lesson 19 constructed the Dirac equation and found, alongside the wanted positive-energy solutions u(p)e^(−ip·x), an equal population of negative-energy solutions v(p)e^(+ip·x), the same troubling branch already met for the Klein–Gordon equation in Lesson 17. This lesson confronts that branch directly and resolves it, first through Dirac's own historical route, hole theory, and then through the cleaner, field-theoretic reinterpretation that the rest of the course actually uses. The outcome is one of the most celebrated predictions in the history of physics: a particle identical to the electron in every respect except the sign of its charge, discovered shortly after Dirac's theoretical prediction and named the positron.</w:t>
       </w:r>
     </w:p>
     <w:p>
@@ -76,7 +76,7 @@
     </w:p>
     <w:p>
       <w:pPr>
-        <w:pStyle w:val="Heading2"/>
+        <w:pStyle w:val="Heading3"/>
       </w:pPr>
       <w:r>
         <w:t>Learning objectives</w:t>
@@ -148,7 +148,7 @@
     </w:p>
     <w:p>
       <w:pPr>
-        <w:pStyle w:val="Heading2"/>
+        <w:pStyle w:val="Heading3"/>
       </w:pPr>
       <w:r>
         <w:t>Notation and conventions</w:t>
@@ -474,7 +474,7 @@
     </w:tbl>
     <w:p>
       <w:pPr>
-        <w:pStyle w:val="Heading1"/>
+        <w:pStyle w:val="Heading2"/>
       </w:pPr>
       <w:r>
         <w:t>1 The problem, restated precisely</w:t>
@@ -482,7 +482,7 @@
     </w:p>
     <w:p>
       <w:pPr>
-        <w:pStyle w:val="Heading2"/>
+        <w:pStyle w:val="Heading3"/>
       </w:pPr>
       <w:r>
         <w:t>1.1 Why a first-order equation did not fix it</w:t>
@@ -490,12 +490,12 @@
     </w:p>
     <w:p>
       <w:r>
-        <w:t>Lesson 18 promised that a first-order equation would produce a positive-definite probability current (confirmed directly in Lesson 23), resolving the specific difficulty of Lesson 17. It never promised to remove the negative-energy solutions themselves; Lesson 19, Section 8.1, flagged this explicitly. The plane-wave analysis of Lesson 19, Sections 5 and 6, found negative-energy solutions present at every momentum, exactly as for the Klein Gordon equation, and the physical catastrophe described in Lesson 17, Section 2.2, an electron radiating photons while cascading through ever more negative energies with no lower bound, applies to the Dirac equation exactly as stated there, unless something new is added.</w:t>
+        <w:t>Lesson 18 promised that a first-order equation would produce a positive-definite probability current (confirmed directly in Lesson 23), resolving the specific difficulty of Lesson 17. It never promised to remove the negative-energy solutions themselves; Lesson 19, Section 8.1, flagged this explicitly. The plane-wave analysis of Lesson 19, Sections 5 and 6, found negative-energy solutions present at every momentum, exactly as for the Klein–Gordon equation, and the physical catastrophe described in Lesson 17, Section 2.2, an electron radiating photons while cascading through ever more negative energies with no lower bound, applies to the Dirac equation exactly as stated there, unless something new is added.</w:t>
       </w:r>
     </w:p>
     <w:p>
       <w:pPr>
-        <w:pStyle w:val="Heading2"/>
+        <w:pStyle w:val="Heading3"/>
       </w:pPr>
       <w:r>
         <w:t>1.2 What must be explained</w:t>
@@ -508,7 +508,7 @@
     </w:p>
     <w:p>
       <w:pPr>
-        <w:pStyle w:val="Heading1"/>
+        <w:pStyle w:val="Heading2"/>
       </w:pPr>
       <w:r>
         <w:t>2 Dirac's hole theory</w:t>
@@ -516,7 +516,7 @@
     </w:p>
     <w:p>
       <w:pPr>
-        <w:pStyle w:val="Heading2"/>
+        <w:pStyle w:val="Heading3"/>
       </w:pPr>
       <w:r>
         <w:t>2.1 The filled sea</w:t>
@@ -529,7 +529,7 @@
     </w:p>
     <w:p>
       <w:pPr>
-        <w:pStyle w:val="Heading2"/>
+        <w:pStyle w:val="Heading3"/>
       </w:pPr>
       <w:r>
         <w:t>2.2 The hole as a positive particle</w:t>
@@ -541,10 +541,11 @@
       </w:r>
     </w:p>
     <w:p>
-      <w:pPr>
-        <w:pStyle w:val="Heading3"/>
-      </w:pPr>
       <w:r>
+        <w:rPr>
+          <w:b/>
+          <w:i/>
+        </w:rPr>
         <w:t>Worked example 1</w:t>
       </w:r>
     </w:p>
@@ -555,7 +556,7 @@
     </w:p>
     <w:p>
       <w:pPr>
-        <w:pStyle w:val="Heading2"/>
+        <w:pStyle w:val="Heading3"/>
       </w:pPr>
       <w:r>
         <w:t>2.3 Difficulties with hole theory</w:t>
@@ -563,12 +564,12 @@
     </w:p>
     <w:p>
       <w:r>
-        <w:t>Hole theory works for electrons (fermions, subject to the exclusion principle that makes the filled sea meaningful) but has no natural analogue for bosons, whose particles freely accumulate in the same state (Lesson 16, Section 5.3) rather than being excluded from occupied ones; yet bosons, such as the charged pion, also have antiparticles, and the Klein Gordon equation of Lesson 17 needs its own resolution of the same negative-energy problem without any exclusion principle to invoke. Hole theory also requires postulating an infinite background charge density (the filled sea itself) that must somehow not gravitate or otherwise couple observably, an awkward feature usually addressed only by convention (measuring all charges and energies relative to the filled vacuum) rather than by a fully satisfying physical mechanism.</w:t>
+        <w:t>Hole theory works for electrons (fermions, subject to the exclusion principle that makes the filled sea meaningful) but has no natural analogue for bosons, whose particles freely accumulate in the same state (Lesson 16, Section 5.3) rather than being excluded from occupied ones; yet bosons, such as the charged pion, also have antiparticles, and the Klein–Gordon equation of Lesson 17 needs its own resolution of the same negative-energy problem without any exclusion principle to invoke. Hole theory also requires postulating an infinite background charge density (the filled sea itself) that must somehow not gravitate or otherwise couple observably, an awkward feature usually addressed only by convention (measuring all charges and energies relative to the filled vacuum) rather than by a fully satisfying physical mechanism.</w:t>
       </w:r>
     </w:p>
     <w:p>
       <w:pPr>
-        <w:pStyle w:val="Heading1"/>
+        <w:pStyle w:val="Heading2"/>
       </w:pPr>
       <w:r>
         <w:t>3 The covariant reinterpretation</w:t>
@@ -576,7 +577,7 @@
     </w:p>
     <w:p>
       <w:pPr>
-        <w:pStyle w:val="Heading2"/>
+        <w:pStyle w:val="Heading3"/>
       </w:pPr>
       <w:r>
         <w:t>3.1 A cleaner route</w:t>
@@ -589,7 +590,7 @@
     </w:p>
     <w:p>
       <w:pPr>
-        <w:pStyle w:val="Heading2"/>
+        <w:pStyle w:val="Heading3"/>
       </w:pPr>
       <w:r>
         <w:t>3.2 The reading</w:t>
@@ -760,10 +761,11 @@
       </m:oMathPara>
     </w:p>
     <w:p>
-      <w:pPr>
-        <w:pStyle w:val="Heading3"/>
-      </w:pPr>
       <w:r>
+        <w:rPr>
+          <w:b/>
+          <w:i/>
+        </w:rPr>
         <w:t>Worked example 2</w:t>
       </w:r>
     </w:p>
@@ -774,7 +776,7 @@
     </w:p>
     <w:p>
       <w:pPr>
-        <w:pStyle w:val="Heading2"/>
+        <w:pStyle w:val="Heading3"/>
       </w:pPr>
       <w:r>
         <w:t>3.3 Charge assignment</w:t>
@@ -787,7 +789,7 @@
     </w:p>
     <w:p>
       <w:pPr>
-        <w:pStyle w:val="Heading1"/>
+        <w:pStyle w:val="Heading2"/>
       </w:pPr>
       <w:r>
         <w:t>4 Antiparticle spinors and quantum numbers</w:t>
@@ -795,7 +797,7 @@
     </w:p>
     <w:p>
       <w:pPr>
-        <w:pStyle w:val="Heading2"/>
+        <w:pStyle w:val="Heading3"/>
       </w:pPr>
       <w:r>
         <w:t>4.1 Momentum and spin of the antiparticle</w:t>
@@ -808,7 +810,7 @@
     </w:p>
     <w:p>
       <w:pPr>
-        <w:pStyle w:val="Heading2"/>
+        <w:pStyle w:val="Heading3"/>
       </w:pPr>
       <w:r>
         <w:t>4.2 The physical picture of pair creation</w:t>
@@ -820,10 +822,11 @@
       </w:r>
     </w:p>
     <w:p>
-      <w:pPr>
-        <w:pStyle w:val="Heading3"/>
-      </w:pPr>
       <w:r>
+        <w:rPr>
+          <w:b/>
+          <w:i/>
+        </w:rPr>
         <w:t>Worked example 3</w:t>
       </w:r>
     </w:p>
@@ -834,7 +837,7 @@
     </w:p>
     <w:p>
       <w:pPr>
-        <w:pStyle w:val="Heading1"/>
+        <w:pStyle w:val="Heading2"/>
       </w:pPr>
       <w:r>
         <w:t>5 Charge conjugation</w:t>
@@ -842,7 +845,7 @@
     </w:p>
     <w:p>
       <w:pPr>
-        <w:pStyle w:val="Heading2"/>
+        <w:pStyle w:val="Heading3"/>
       </w:pPr>
       <w:r>
         <w:t>5.1 Definition</w:t>
@@ -926,10 +929,11 @@
       </w:r>
     </w:p>
     <w:p>
-      <w:pPr>
-        <w:pStyle w:val="Heading3"/>
-      </w:pPr>
       <w:r>
+        <w:rPr>
+          <w:b/>
+          <w:i/>
+        </w:rPr>
         <w:t>Worked example 4</w:t>
       </w:r>
     </w:p>
@@ -940,7 +944,7 @@
     </w:p>
     <w:p>
       <w:pPr>
-        <w:pStyle w:val="Heading2"/>
+        <w:pStyle w:val="Heading3"/>
       </w:pPr>
       <w:r>
         <w:t>5.2 Why charge conjugation matters beyond bookkeeping</w:t>
@@ -952,10 +956,11 @@
       </w:r>
     </w:p>
     <w:p>
-      <w:pPr>
-        <w:pStyle w:val="Heading3"/>
-      </w:pPr>
       <w:r>
+        <w:rPr>
+          <w:b/>
+          <w:i/>
+        </w:rPr>
         <w:t>Worked example 5</w:t>
       </w:r>
     </w:p>
@@ -966,7 +971,7 @@
     </w:p>
     <w:p>
       <w:pPr>
-        <w:pStyle w:val="Heading1"/>
+        <w:pStyle w:val="Heading2"/>
       </w:pPr>
       <w:r>
         <w:t>6 Why antiparticles are unavoidable</w:t>
@@ -974,7 +979,7 @@
     </w:p>
     <w:p>
       <w:pPr>
-        <w:pStyle w:val="Heading2"/>
+        <w:pStyle w:val="Heading3"/>
       </w:pPr>
       <w:r>
         <w:t>6.1 The general argument</w:t>
@@ -987,7 +992,7 @@
     </w:p>
     <w:p>
       <w:pPr>
-        <w:pStyle w:val="Heading2"/>
+        <w:pStyle w:val="Heading3"/>
       </w:pPr>
       <w:r>
         <w:t>6.2 What quantization adds</w:t>
@@ -999,10 +1004,11 @@
       </w:r>
     </w:p>
     <w:p>
-      <w:pPr>
-        <w:pStyle w:val="Heading3"/>
-      </w:pPr>
       <w:r>
+        <w:rPr>
+          <w:b/>
+          <w:i/>
+        </w:rPr>
         <w:t>Worked example 6</w:t>
       </w:r>
     </w:p>
@@ -1013,7 +1019,7 @@
     </w:p>
     <w:p>
       <w:pPr>
-        <w:pStyle w:val="Heading1"/>
+        <w:pStyle w:val="Heading2"/>
       </w:pPr>
       <w:r>
         <w:t>7 Connections to QED</w:t>
@@ -1270,7 +1276,7 @@
     </w:p>
     <w:p>
       <w:pPr>
-        <w:pStyle w:val="Heading1"/>
+        <w:pStyle w:val="Heading2"/>
       </w:pPr>
       <w:r>
         <w:t>8 Summary</w:t>
@@ -1285,7 +1291,7 @@
         </w:numPr>
       </w:pPr>
       <w:r>
-        <w:t>The Dirac equation's negative-energy solutions pose the same catastrophe already met for the Klein Gordon equation; a first-order equation alone does not remove them.</w:t>
+        <w:t>The Dirac equation's negative-energy solutions pose the same catastrophe already met for the Klein–Gordon equation; a first-order equation alone does not remove them.</w:t>
       </w:r>
     </w:p>
     <w:p>
@@ -1374,7 +1380,7 @@
     </w:p>
     <w:p>
       <w:pPr>
-        <w:pStyle w:val="Heading1"/>
+        <w:pStyle w:val="Heading2"/>
       </w:pPr>
       <w:r>
         <w:t>Exercises</w:t>
@@ -1878,7 +1884,7 @@
           </w:tcPr>
           <w:p>
             <w:r>
-              <w:t>Explain, at a qualitative level, what "normal ordering removes an infinite constant" (Section 6.2, Worked example 6) is meant to convey, connecting it to the zero-point energy ambiguity already flagged in Lesson 11, Section 7.3, for a single oscillator, now summed over infinitely many field modes.</w:t>
+              <w:t>Explain, at a qualitative level, what "normal ordering removes an infinite constant" (Section 6.2, Worked example 6) is meant to convey, connecting it to the zero-point energy ambiguity already flagged in Lesson 11, Section 4.2, for a single oscillator, now summed over infinitely many field modes.</w:t>
             </w:r>
           </w:p>
         </w:tc>
@@ -2034,7 +2040,7 @@
     </w:tbl>
     <w:p>
       <w:pPr>
-        <w:pStyle w:val="Heading1"/>
+        <w:pStyle w:val="Heading2"/>
       </w:pPr>
       <w:r>
         <w:t>Solutions</w:t>
@@ -2079,7 +2085,7 @@
         <w:t xml:space="preserve"> </w:t>
       </w:r>
       <w:r>
-        <w:t>Hole theory relies on the Pauli exclusion principle to prevent bosons from occupying already-filled negative-energy states in the way it prevents fermions from doing so; since the pion is a boson, no such exclusion exists, and an analogous "filled sea" of pions would provide no protection against cascading. Section 3's covariant reinterpretation, by contrast, uses only the mathematical structure of positive- and negative-frequency solutions common to both the Klein Gordon and Dirac equations, with no reference to statistics or exclusion, so it applies equally well to the pion.</w:t>
+        <w:t>Hole theory relies on the Pauli exclusion principle to prevent bosons from occupying already-filled negative-energy states in the way it prevents fermions from doing so; since the pion is a boson, no such exclusion exists, and an analogous "filled sea" of pions would provide no protection against cascading. Section 3's covariant reinterpretation, by contrast, uses only the mathematical structure of positive- and negative-frequency solutions common to both the Klein–Gordon and Dirac equations, with no reference to statistics or exclusion, so it applies equally well to the pion.</w:t>
       </w:r>
     </w:p>
     <w:p>
@@ -2121,7 +2127,7 @@
         <w:t xml:space="preserve"> </w:t>
       </w:r>
       <w:r>
-        <w:t>For a single photon to become two massive particles, energy and the full three-momentum must each be conserved. A photon has E=\|p\| (Lesson 3, Section 5.4), so its energy exactly equals the magnitude of its momentum; converting entirely into two particles each with nonzero rest mass necessarily produces a final state whose invariant mass is nonzero (since M²=E²−\|p\|²&gt;0 for any massive system), while the initial photon alone has invariant mass exactly zero (E²−\|p\|²=0), an inequality that cannot be reconciled by energy-momentum conservation alone: the process is kinematically forbidden without a third body to absorb the mismatch.</w:t>
+        <w:t>For a single photon to become two massive particles, energy and the full three-momentum must each be conserved. A photon has E=|p| (Lesson 3, Section 5.4), so its energy exactly equals the magnitude of its momentum; converting entirely into two particles each with nonzero rest mass necessarily produces a final state whose invariant mass is nonzero (since M²=E²−|p|²&gt;0 for any massive system), while the initial photon alone has invariant mass exactly zero (E²−|p|²=0), an inequality that cannot be reconciled by energy-momentum conservation alone: the process is kinematically forbidden without a third body to absorb the mismatch.</w:t>
       </w:r>
     </w:p>
     <w:p>
@@ -2177,7 +2183,7 @@
         <w:t xml:space="preserve"> </w:t>
       </w:r>
       <w:r>
-        <w:t>A particle that is its own antiparticle (a "Majorana"-type or, for a boson, a strictly neutral particle such as the physical neutral pion in an idealized sense) requires a field that is real rather than complex, exactly the case examined in Lesson 17, Exercise 15, where a real Klein Gordon field automatically has j^μ=0 everywhere; such a field's "antiparticle" solutions are not distinct new particles but simply the same real field's own negative-frequency content, consistent with the particle being identical to its own antiparticle rather than requiring Section 6.1's general argument for a genuinely charged, complex field.</w:t>
+        <w:t>A particle that is its own antiparticle (a "Majorana"-type or, for a boson, a strictly neutral particle such as the physical neutral pion in an idealized sense) requires a field that is real rather than complex, exactly the case examined in Lesson 17, Exercise 15, where a real Klein–Gordon field automatically has j^μ=0 everywhere; such a field's "antiparticle" solutions are not distinct new particles but simply the same real field's own negative-frequency content, consistent with the particle being identical to its own antiparticle rather than requiring Section 6.1's general argument for a genuinely charged, complex field.</w:t>
       </w:r>
     </w:p>
     <w:p>
@@ -2191,52 +2197,7 @@
         <w:t xml:space="preserve"> </w:t>
       </w:r>
       <w:r>
-        <w:t>Taking the complex conjugate of (iγ^μ∂_μ−m)ψ=0 gives (−i(γ^μ)</w:t>
-      </w:r>
-      <w:r>
-        <w:rPr>
-          <w:i/>
-        </w:rPr>
-        <w:t>∂_μ−m)ψ</w:t>
-      </w:r>
-      <w:r>
-        <w:t>=0. Transposing this (each term is now a row-times-matrix object) gives −i∂_μψ</w:t>
-      </w:r>
-      <w:r>
-        <w:rPr>
-          <w:i/>
-        </w:rPr>
-        <w:t>ᵀ(γ^μ)</w:t>
-      </w:r>
-      <w:r>
-        <w:t>ᵀ−mψ</w:t>
-      </w:r>
-      <w:r>
-        <w:rPr>
-          <w:i/>
-        </w:rPr>
-        <w:t>ᵀ=0, that is −i∂_μψ</w:t>
-      </w:r>
-      <w:r>
-        <w:t>ᵀ(γ^μ)†ᵀ</w:t>
-      </w:r>
-      <w:r>
-        <w:rPr>
-          <w:i/>
-        </w:rPr>
-        <w:t>... written more usefully, −i(γ^μ)ᵀ∂_μψ</w:t>
-      </w:r>
-      <w:r>
-        <w:t>ᵀ−mψ</w:t>
-      </w:r>
-      <w:r>
-        <w:rPr>
-          <w:i/>
-        </w:rPr>
-        <w:t>ᵀ=0 after relabeling factors on the correct side. Multiplying on the left by C and inserting C⁻¹C=I next to each (γ^μ)ᵀ, the condition C(γ^μ)ᵀC⁻¹=−γ^μ converts this into (iγ^μ∂_μ−m)(Cψ</w:t>
-      </w:r>
-      <w:r>
-        <w:t>ᵀ)=0, an ordinary Dirac equation for ψ^c=Cψ̄ᵀ (using ψ̄ᵀ=γ⁰ᵀψ*, absorbed into the definition of C here). Once an external gauge field is included via minimal coupling in Lesson 39, the same manipulation applied to the coupled equation leaves an extra overall sign attached to the charge term, flipping its sign; this confirms that ψ^c satisfies the Dirac equation appropriate to a particle of opposite charge.</w:t>
+        <w:t>Taking the complex conjugate of (iγ^μ∂_μ−m)ψ=0 gives (−i(γ^μ)*∂_μ−m)ψ*=0. Transposing this (each term is now a row-times-matrix object) gives −i∂_μψ*ᵀ(γ^μ)*ᵀ−mψ*ᵀ=0, that is −i∂_μψ*ᵀ(γ^μ)†ᵀ*... written more usefully, −i(γ^μ)ᵀ∂_μψ*ᵀ−mψ*ᵀ=0 after relabeling factors on the correct side. Multiplying on the left by C and inserting C⁻¹C=I next to each (γ^μ)ᵀ, the condition C(γ^μ)ᵀC⁻¹=−γ^μ converts this into (iγ^μ∂_μ−m)(Cψ*ᵀ)=0, an ordinary Dirac equation for ψ^c=Cψ̄ᵀ (using ψ̄ᵀ=γ⁰ᵀψ*, absorbed into the definition of C here). Once an external gauge field is included via minimal coupling in Lesson 39, the same manipulation applied to the coupled equation leaves an extra overall sign attached to the charge term, flipping its sign; this confirms that ψ^c satisfies the Dirac equation appropriate to a particle of opposite charge.</w:t>
       </w:r>
     </w:p>
     <w:p>
@@ -2278,7 +2239,7 @@
         <w:t xml:space="preserve"> </w:t>
       </w:r>
       <w:r>
-        <w:t>In Lesson 18, requiring only that the equation be first order and consistent with E²=\|p\|²+m² forced, by pure algebra with no additional physical input, the conclusion that the wave function must have (at least) four components; no experiment was assumed or needed to reach that conclusion. Here, the antiparticle's existence follows once the same equation, already constructed, is examined for its full solution content and that content is taken seriously (rather than discarded); in both cases the physical content is not put in by hand but is a forced consequence of the mathematics, though the antiparticle argument additionally requires the extra interpretive step of Section 3.2, which, while natural and ultimately vindicated by field quantization (Lesson 35), is a genuine physical postulate about how to read the mathematics, distinguishing it slightly from Lesson 18's more purely algebraic inevitability.</w:t>
+        <w:t>In Lesson 18, requiring only that the equation be first order and consistent with E²=|p|²+m² forced, by pure algebra with no additional physical input, the conclusion that the wave function must have (at least) four components; no experiment was assumed or needed to reach that conclusion. Here, the antiparticle's existence follows once the same equation, already constructed, is examined for its full solution content and that content is taken seriously (rather than discarded); in both cases the physical content is not put in by hand but is a forced consequence of the mathematics, though the antiparticle argument additionally requires the extra interpretive step of Section 3.2, which, while natural and ultimately vindicated by field quantization (Lesson 35), is a genuine physical postulate about how to read the mathematics, distinguishing it slightly from Lesson 18's more purely algebraic inevitability.</w:t>
       </w:r>
     </w:p>
     <w:p>
@@ -2311,7 +2272,7 @@
     </w:p>
     <w:p>
       <w:pPr>
-        <w:pStyle w:val="Heading1"/>
+        <w:pStyle w:val="Heading2"/>
       </w:pPr>
       <w:r>
         <w:t>Mastery checklist</w:t>
@@ -2383,7 +2344,7 @@
     </w:p>
     <w:p>
       <w:pPr>
-        <w:pStyle w:val="Heading1"/>
+        <w:pStyle w:val="Heading2"/>
       </w:pPr>
       <w:r>
         <w:t>Next lesson</w:t>
